--- a/por/docx/31.content.docx
+++ b/por/docx/31.content.docx
@@ -8080,18 +8080,12 @@
         </w:rPr>
         <w:t xml:space="preserve">. Esse é o nome do homem que foi o antepassado do povo de Edom. Veja como você traduziu isso em </w:t>
       </w:r>
-      <w:hyperlink r:id="rId13">
-        <w:r>
-          <w:rPr>
-            <w:lang w:val="pt_PT" w:bidi="pt_PT"/>
-          </w:rPr>
-          <w:rPr>
-            <w:color w:val="0000EE"/>
-            <w:u w:val="single"/>
-          </w:rPr>
-          <w:t>1.6</w:t>
-        </w:r>
-      </w:hyperlink>
+      <w:r>
+        <w:rPr>
+          <w:lang w:val="pt_PT" w:bidi="pt_PT"/>
+        </w:rPr>
+        <w:t>1.6</w:t>
+      </w:r>
       <w:r>
         <w:rPr>
           <w:lang w:val="pt_PT" w:bidi="pt_PT"/>
@@ -10089,18 +10083,12 @@
         </w:rPr>
         <w:t xml:space="preserve">. Como em </w:t>
       </w:r>
-      <w:hyperlink r:id="rId14">
-        <w:r>
-          <w:rPr>
-            <w:lang w:val="pt_PT" w:bidi="pt_PT"/>
-          </w:rPr>
-          <w:rPr>
-            <w:color w:val="0000EE"/>
-            <w:u w:val="single"/>
-          </w:rPr>
-          <w:t>1.5</w:t>
-        </w:r>
-      </w:hyperlink>
+      <w:r>
+        <w:rPr>
+          <w:lang w:val="pt_PT" w:bidi="pt_PT"/>
+        </w:rPr>
+        <w:t>1.5</w:t>
+      </w:r>
       <w:r>
         <w:rPr>
           <w:lang w:val="pt_PT" w:bidi="pt_PT"/>
@@ -10537,18 +10525,12 @@
         </w:rPr>
         <w:t xml:space="preserve"> em </w:t>
       </w:r>
-      <w:hyperlink r:id="rId15">
-        <w:r>
-          <w:rPr>
-            <w:lang w:val="pt_PT" w:bidi="pt_PT"/>
-          </w:rPr>
-          <w:rPr>
-            <w:color w:val="0000EE"/>
-            <w:u w:val="single"/>
-          </w:rPr>
-          <w:t>1.10</w:t>
-        </w:r>
-      </w:hyperlink>
+      <w:r>
+        <w:rPr>
+          <w:lang w:val="pt_PT" w:bidi="pt_PT"/>
+        </w:rPr>
+        <w:t>1.10</w:t>
+      </w:r>
       <w:r>
         <w:rPr>
           <w:lang w:val="pt_PT" w:bidi="pt_PT"/>
@@ -10679,18 +10661,12 @@
         </w:rPr>
         <w:t xml:space="preserve"> também poderia significar "exército". No entanto, como claramente significa "riqueza" em </w:t>
       </w:r>
-      <w:hyperlink r:id="rId16">
-        <w:r>
-          <w:rPr>
-            <w:lang w:val="pt_PT" w:bidi="pt_PT"/>
-          </w:rPr>
-          <w:rPr>
-            <w:color w:val="0000EE"/>
-            <w:u w:val="single"/>
-          </w:rPr>
-          <w:t>1.13</w:t>
-        </w:r>
-      </w:hyperlink>
+      <w:r>
+        <w:rPr>
+          <w:lang w:val="pt_PT" w:bidi="pt_PT"/>
+        </w:rPr>
+        <w:t>1.13</w:t>
+      </w:r>
       <w:r>
         <w:rPr>
           <w:lang w:val="pt_PT" w:bidi="pt_PT"/>
@@ -11782,18 +11758,12 @@
         </w:rPr>
         <w:t xml:space="preserve">. Como em </w:t>
       </w:r>
-      <w:hyperlink r:id="rId15">
-        <w:r>
-          <w:rPr>
-            <w:lang w:val="pt_PT" w:bidi="pt_PT"/>
-          </w:rPr>
-          <w:rPr>
-            <w:color w:val="0000EE"/>
-            <w:u w:val="single"/>
-          </w:rPr>
-          <w:t>1.10</w:t>
-        </w:r>
-      </w:hyperlink>
+      <w:r>
+        <w:rPr>
+          <w:lang w:val="pt_PT" w:bidi="pt_PT"/>
+        </w:rPr>
+        <w:t>1.10</w:t>
+      </w:r>
       <w:r>
         <w:rPr>
           <w:lang w:val="pt_PT" w:bidi="pt_PT"/>
@@ -12366,18 +12336,12 @@
         </w:rPr>
         <w:t xml:space="preserve">. Na segunda e terceira linhas, o povo de Deus é novamente retratado como seu antepassado Jacó, e assim o pronome singular é usado (Veja: </w:t>
       </w:r>
-      <w:hyperlink r:id="rId15">
-        <w:r>
-          <w:rPr>
-            <w:lang w:val="pt_PT" w:bidi="pt_PT"/>
-          </w:rPr>
-          <w:rPr>
-            <w:color w:val="0000EE"/>
-            <w:u w:val="single"/>
-          </w:rPr>
-          <w:t>1.10</w:t>
-        </w:r>
-      </w:hyperlink>
+      <w:r>
+        <w:rPr>
+          <w:lang w:val="pt_PT" w:bidi="pt_PT"/>
+        </w:rPr>
+        <w:t>1.10</w:t>
+      </w:r>
       <w:r>
         <w:rPr>
           <w:lang w:val="pt_PT" w:bidi="pt_PT"/>
@@ -12645,18 +12609,12 @@
         </w:rPr>
         <w:t xml:space="preserve"> é uma expressão idiomática para "desfrutaram de olhar para". Veja como você traduziu isso em </w:t>
       </w:r>
-      <w:hyperlink r:id="rId17">
-        <w:r>
-          <w:rPr>
-            <w:lang w:val="pt_PT" w:bidi="pt_PT"/>
-          </w:rPr>
-          <w:rPr>
-            <w:color w:val="0000EE"/>
-            <w:u w:val="single"/>
-          </w:rPr>
-          <w:t>1.12</w:t>
-        </w:r>
-      </w:hyperlink>
+      <w:r>
+        <w:rPr>
+          <w:lang w:val="pt_PT" w:bidi="pt_PT"/>
+        </w:rPr>
+        <w:t>1.12</w:t>
+      </w:r>
       <w:r>
         <w:rPr>
           <w:lang w:val="pt_PT" w:bidi="pt_PT"/>
@@ -13035,18 +12993,12 @@
         </w:rPr>
         <w:t xml:space="preserve">. Isso é uma metáfora que significa “tirar a vida”. Provavelmente é uma comparação com a forma como o grão é arrancado na época da colheita. Veja como você traduziu essa mesma metáfora em </w:t>
       </w:r>
-      <w:hyperlink r:id="rId18">
-        <w:r>
-          <w:rPr>
-            <w:lang w:val="pt_PT" w:bidi="pt_PT"/>
-          </w:rPr>
-          <w:rPr>
-            <w:color w:val="0000EE"/>
-            <w:u w:val="single"/>
-          </w:rPr>
-          <w:t>1.9</w:t>
-        </w:r>
-      </w:hyperlink>
+      <w:r>
+        <w:rPr>
+          <w:lang w:val="pt_PT" w:bidi="pt_PT"/>
+        </w:rPr>
+        <w:t>1.9</w:t>
+      </w:r>
       <w:r>
         <w:rPr>
           <w:lang w:val="pt_PT" w:bidi="pt_PT"/>
@@ -14281,36 +14233,24 @@
         </w:rPr>
         <w:t xml:space="preserve">. Ao longo do livro de Obadias, a nação de Edom é abordada com uma forma singular masculina do pronome. (A única forma feminina plural em </w:t>
       </w:r>
-      <w:hyperlink r:id="rId16">
-        <w:r>
-          <w:rPr>
-            <w:lang w:val="pt_PT" w:bidi="pt_PT"/>
-          </w:rPr>
-          <w:rPr>
-            <w:color w:val="0000EE"/>
-            <w:u w:val="single"/>
-          </w:rPr>
-          <w:t>1.13</w:t>
-        </w:r>
-      </w:hyperlink>
+      <w:r>
+        <w:rPr>
+          <w:lang w:val="pt_PT" w:bidi="pt_PT"/>
+        </w:rPr>
+        <w:t>1.13</w:t>
+      </w:r>
       <w:r>
         <w:rPr>
           <w:lang w:val="pt_PT" w:bidi="pt_PT"/>
         </w:rPr>
         <w:t xml:space="preserve"> se dirige somente às mulheres de Edom). Aqui, no entanto, o pronome é masculino plural. Existem duas possibilidades para quem está sendo abordado aqui. (1) Refere-se ao povo de Israel. Isso explicaria a mudança de singular para plural. Assim como Obadias se dirigiu ao povo de Israel no plural em </w:t>
       </w:r>
-      <w:hyperlink r:id="rId19">
-        <w:r>
-          <w:rPr>
-            <w:lang w:val="pt_PT" w:bidi="pt_PT"/>
-          </w:rPr>
-          <w:rPr>
-            <w:color w:val="0000EE"/>
-            <w:u w:val="single"/>
-          </w:rPr>
-          <w:t>1.1</w:t>
-        </w:r>
-      </w:hyperlink>
+      <w:r>
+        <w:rPr>
+          <w:lang w:val="pt_PT" w:bidi="pt_PT"/>
+        </w:rPr>
+        <w:t>1.1</w:t>
+      </w:r>
       <w:r>
         <w:rPr>
           <w:lang w:val="pt_PT" w:bidi="pt_PT"/>
@@ -15129,18 +15069,12 @@
         </w:rPr>
         <w:t xml:space="preserve"> refere-se ao povo de Israel que ainda estará vivo em Jerusalém depois que Yahweh terminar de punir as outras nações. Como </w:t>
       </w:r>
-      <w:hyperlink r:id="rId20">
-        <w:r>
-          <w:rPr>
-            <w:lang w:val="pt_PT" w:bidi="pt_PT"/>
-          </w:rPr>
-          <w:rPr>
-            <w:color w:val="0000EE"/>
-            <w:u w:val="single"/>
-          </w:rPr>
-          <w:t>1.16</w:t>
-        </w:r>
-      </w:hyperlink>
+      <w:r>
+        <w:rPr>
+          <w:lang w:val="pt_PT" w:bidi="pt_PT"/>
+        </w:rPr>
+        <w:t>1.16</w:t>
+      </w:r>
       <w:r>
         <w:rPr>
           <w:lang w:val="pt_PT" w:bidi="pt_PT"/>
@@ -18546,18 +18480,12 @@
         </w:rPr>
         <w:t xml:space="preserve"> é o nome da região sul da Judeia, que é seca, rochosa e árida. Veja como você traduziu isso em </w:t>
       </w:r>
-      <w:hyperlink r:id="rId21">
-        <w:r>
-          <w:rPr>
-            <w:lang w:val="pt_PT" w:bidi="pt_PT"/>
-          </w:rPr>
-          <w:rPr>
-            <w:color w:val="0000EE"/>
-            <w:u w:val="single"/>
-          </w:rPr>
-          <w:t>1.19</w:t>
-        </w:r>
-      </w:hyperlink>
+      <w:r>
+        <w:rPr>
+          <w:lang w:val="pt_PT" w:bidi="pt_PT"/>
+        </w:rPr>
+        <w:t>1.19</w:t>
+      </w:r>
       <w:r>
         <w:rPr>
           <w:lang w:val="pt_PT" w:bidi="pt_PT"/>
